--- a/companies/calderwood-partners/People/2016.05.12 - Onboarding - Joseph Reed.docx
+++ b/companies/calderwood-partners/People/2016.05.12 - Onboarding - Joseph Reed.docx
@@ -7,27 +7,27 @@
         <w:pStyle w:val="Heading1"/>
       </w:pPr>
       <w:r>
-        <w:t>Joining Advisory: Joseph Reed</w:t>
+        <w:t>For Joseph Reed, on His First Weeks</w:t>
       </w:r>
     </w:p>
     <w:p>
       <w:r>
-        <w:t>Joseph Reed is joining Advisory as a Research Associate on the cost and operations work. His job is the detailed groundwork underneath a cost engagement: pulling the operational and financial data, checking it, and building it into the exhibits a team reasons from. It is patient work, and a good deal of it is the kind of careful, unglamorous detail that a hurried hand gets wrong. He is methodical and thorough, and he tends to number his findings so nothing gets lost between his desk and the team's. He is the sort of associate who reads the footnotes, and this seat rewards that. That reliability is exactly what the work needs.</w:t>
+        <w:t>It is a pleasure to welcome you to Calderwood Partners, Joseph Reed. You join the Advisory practice as a Research Associate, and your side of the work will be the quantitative one: the data cleaning, the reconciliations, and the plain arithmetic that has to tie before anyone at the firm is willing to put weight on a finding. It is exacting work, and often invisible when it is done well, but I will say plainly that a good deal of the credibility we carry into a client's boardroom is built the night before by someone quietly making the numbers reconcile.</w:t>
       </w:r>
     </w:p>
     <w:p>
       <w:r>
-        <w:t>Joseph reports to Jason Torres, Principal. Jason will set his assignments and decide priorities when several engagements want his time at once. He should bring those conflicts to Jason rather than resolve them on his own. He and Jason should also sit down briefly each week through the first month, so the flow of requests settles into a rhythm instead of arriving all at once.</w:t>
+        <w:t>You will report to Jason Torres, Principal, who will set your assignments and be the first to check what you produce, and you will find he shares your patience for a reconciliation that does not want to close; neither of us has much use for a total that ties only because the person doing it stopped looking. When you have had to make an assumption to get a figure to settle, note it plainly where the next person will see it, because it is the unrecorded assumption, far more often than an error of calculation, that sends a figure back to be rebuilt weeks later.</w:t>
       </w:r>
     </w:p>
     <w:p>
       <w:r>
-        <w:t>For the opening weeks I would weight the time toward learning our conventions over producing volume. He should work through a few recent cost engagements to see how the data was assembled and how the exhibits were built, and get familiar with the sources and the shared templates before the live requests arrive. Operations will handle his systems and equipment in the first days. He sits with the rest of Advisory, so the people making the requests are within reach. The operational and financial data he handles is client-confidential, and he should treat it that way from the start.</w:t>
+        <w:t>For the practical matters, human resources will have your paperwork and your systems access ready on your first morning, and Jason will attach you to a live engagement in your first days, on the firm's settled preference for teaching the method on real workpapers rather than in the abstract. Through your first month I would ask mainly that you learn how our workpapers are meant to be built and kept before you begin producing them at pace, since a workpaper the rest of the team can trust and follow is the standard we hold to, and it is worth taking the early weeks to learn the way we reach it.</w:t>
       </w:r>
     </w:p>
     <w:p>
       <w:r>
-        <w:t>The habit that matters most in this work is precision about the data itself. When a figure cannot be reconciled, or a source will not fully support the number a team wants, he should say so and note it clearly, not fold it into an exhibit that looks more certain than it is. A footnote that admits a gap is worth more to us than a clean-looking number that hides one. That is the standard, and it is the one thing I would ask him to hold from the first day. If a request is ever genuinely unclear, Jason is the first person to ask; Julie Ramsey can take whatever sits above what Jason can settle.</w:t>
+        <w:t>Your first concrete step is to sit down with Jason Torres this week to go over the engagement he intends for you and to agree how the two of you will work; anything that falls outside that, or that you would rather raise apart from your reporting line, you are welcome to bring to me directly. I am Julie Ramsey, and I am glad you have joined the firm.</w:t>
       </w:r>
     </w:p>
     <w:sectPr>
